--- a/参考资料_基于Prompt工程的上市公司财报解读与行业对标系统.docx
+++ b/参考资料_基于Prompt工程的上市公司财报解读与行业对标系统.docx
@@ -23,7 +23,7 @@
           <w:b w:val="0"/>
           <w:sz w:val="21"/>
         </w:rPr>
-        <w:t>韩宇，贾爱柯，海宸，崔德昊</w:t>
+        <w:t>韩宇，贾爱柯，崔德昊</w:t>
       </w:r>
     </w:p>
     <w:p>

--- a/参考资料_基于Prompt工程的上市公司财报解读与行业对标系统.docx
+++ b/参考资料_基于Prompt工程的上市公司财报解读与行业对标系统.docx
@@ -23,7 +23,7 @@
           <w:b w:val="0"/>
           <w:sz w:val="21"/>
         </w:rPr>
-        <w:t>韩宇，贾爱柯，崔德昊</w:t>
+        <w:t>韩宇，贾爱柯，海宸，崔德昊</w:t>
       </w:r>
     </w:p>
     <w:p>
